--- a/output/summary/impression/FederatedGqlBreakDown-impression.docx
+++ b/output/summary/impression/FederatedGqlBreakDown-impression.docx
@@ -1931,7 +1931,7 @@
                 <w:color w:val="373737"/>
                 <w:sz w:val="18"/>
               </w:rPr>
-              <w:t>G-03</w:t>
+              <w:t>G-04</w:t>
             </w:r>
           </w:p>
         </w:tc>
@@ -1946,10 +1946,17 @@
             </w:pPr>
             <w:r>
               <w:rPr>
+                <w:rFonts w:ascii="Courier New" w:hAnsi="Courier New"/>
+                <w:sz w:val="18"/>
+              </w:rPr>
+              <w:t>attachment</w:t>
+            </w:r>
+            <w:r>
+              <w:rPr>
                 <w:color w:val="373737"/>
                 <w:sz w:val="18"/>
               </w:rPr>
-              <w:t>tests &amp; parity</w:t>
+              <w:t xml:space="preserve"> entity reference (recommended, PO-gated). Test coverage/parity tracked outside this Jira pipeline, created manually.</w:t>
             </w:r>
           </w:p>
         </w:tc>

--- a/output/summary/impression/FederatedGqlBreakDown-impression.docx
+++ b/output/summary/impression/FederatedGqlBreakDown-impression.docx
@@ -6677,7 +6677,7 @@
                 <w:rFonts w:ascii="Courier New" w:hAnsi="Courier New"/>
                 <w:sz w:val="18"/>
               </w:rPr>
-              <w:t>IMPRESSION-BE-B-01</w:t>
+              <w:t>BOM-BE-A-04</w:t>
             </w:r>
             <w:r>
               <w:rPr>
@@ -6705,7 +6705,147 @@
                 <w:rFonts w:ascii="Courier New" w:hAnsi="Courier New"/>
                 <w:sz w:val="18"/>
               </w:rPr>
+              <w:t>BOM-BE-B-03</w:t>
+            </w:r>
+            <w:r>
+              <w:rPr>
+                <w:color w:val="373737"/>
+                <w:sz w:val="18"/>
+              </w:rPr>
+              <w:t xml:space="preserve">, </w:t>
+            </w:r>
+            <w:r>
+              <w:rPr>
+                <w:rFonts w:ascii="Courier New" w:hAnsi="Courier New"/>
+                <w:sz w:val="18"/>
+              </w:rPr>
+              <w:t>BOM-BE-G-01</w:t>
+            </w:r>
+            <w:r>
+              <w:rPr>
+                <w:color w:val="373737"/>
+                <w:sz w:val="18"/>
+              </w:rPr>
+              <w:t xml:space="preserve">, </w:t>
+            </w:r>
+            <w:r>
+              <w:rPr>
+                <w:rFonts w:ascii="Courier New" w:hAnsi="Courier New"/>
+                <w:sz w:val="18"/>
+              </w:rPr>
+              <w:t>BOM-BE-G-03</w:t>
+            </w:r>
+            <w:r>
+              <w:rPr>
+                <w:color w:val="373737"/>
+                <w:sz w:val="18"/>
+              </w:rPr>
+              <w:t xml:space="preserve">, </w:t>
+            </w:r>
+            <w:r>
+              <w:rPr>
+                <w:rFonts w:ascii="Courier New" w:hAnsi="Courier New"/>
+                <w:sz w:val="18"/>
+              </w:rPr>
+              <w:t>BOM-BE-G-08</w:t>
+            </w:r>
+            <w:r>
+              <w:rPr>
+                <w:color w:val="373737"/>
+                <w:sz w:val="18"/>
+              </w:rPr>
+              <w:t xml:space="preserve">, </w:t>
+            </w:r>
+            <w:r>
+              <w:rPr>
+                <w:rFonts w:ascii="Courier New" w:hAnsi="Courier New"/>
+                <w:sz w:val="18"/>
+              </w:rPr>
+              <w:t>BOM-BE-G-12</w:t>
+            </w:r>
+            <w:r>
+              <w:rPr>
+                <w:color w:val="373737"/>
+                <w:sz w:val="18"/>
+              </w:rPr>
+              <w:t xml:space="preserve">, </w:t>
+            </w:r>
+            <w:r>
+              <w:rPr>
+                <w:rFonts w:ascii="Courier New" w:hAnsi="Courier New"/>
+                <w:sz w:val="18"/>
+              </w:rPr>
+              <w:t>BOM-BE-G-13</w:t>
+            </w:r>
+            <w:r>
+              <w:rPr>
+                <w:color w:val="373737"/>
+                <w:sz w:val="18"/>
+              </w:rPr>
+              <w:t xml:space="preserve">, </w:t>
+            </w:r>
+            <w:r>
+              <w:rPr>
+                <w:rFonts w:ascii="Courier New" w:hAnsi="Courier New"/>
+                <w:sz w:val="18"/>
+              </w:rPr>
+              <w:t>BOM-BE-G-17</w:t>
+            </w:r>
+            <w:r>
+              <w:rPr>
+                <w:color w:val="373737"/>
+                <w:sz w:val="18"/>
+              </w:rPr>
+              <w:t xml:space="preserve">, </w:t>
+            </w:r>
+            <w:r>
+              <w:rPr>
+                <w:rFonts w:ascii="Courier New" w:hAnsi="Courier New"/>
+                <w:sz w:val="18"/>
+              </w:rPr>
               <w:t>BOM-FE-002</w:t>
+            </w:r>
+            <w:r>
+              <w:rPr>
+                <w:color w:val="373737"/>
+                <w:sz w:val="18"/>
+              </w:rPr>
+              <w:t xml:space="preserve">, </w:t>
+            </w:r>
+            <w:r>
+              <w:rPr>
+                <w:rFonts w:ascii="Courier New" w:hAnsi="Courier New"/>
+                <w:sz w:val="18"/>
+              </w:rPr>
+              <w:t>IMPRESSION-BE-B-01</w:t>
+            </w:r>
+            <w:r>
+              <w:rPr>
+                <w:color w:val="373737"/>
+                <w:sz w:val="18"/>
+              </w:rPr>
+              <w:t xml:space="preserve">, </w:t>
+            </w:r>
+            <w:r>
+              <w:rPr>
+                <w:rFonts w:ascii="Courier New" w:hAnsi="Courier New"/>
+                <w:sz w:val="18"/>
+              </w:rPr>
+              <w:t>IMPRESSION-BE-G-01</w:t>
+            </w:r>
+            <w:r>
+              <w:rPr>
+                <w:color w:val="373737"/>
+                <w:sz w:val="18"/>
+              </w:rPr>
+              <w:t xml:space="preserve">, </w:t>
+            </w:r>
+            <w:r>
+              <w:rPr>
+                <w:rFonts w:ascii="Courier New" w:hAnsi="Courier New"/>
+                <w:sz w:val="18"/>
+              </w:rPr>
+              <w:t>PRODUCT-BE-B-01</w:t>
             </w:r>
           </w:p>
         </w:tc>
@@ -6867,7 +7007,7 @@
                 <w:rFonts w:ascii="Courier New" w:hAnsi="Courier New"/>
                 <w:sz w:val="18"/>
               </w:rPr>
-              <w:t>IMPRESSION-BE-B-01</w:t>
+              <w:t>BOM-BE-A-04</w:t>
             </w:r>
             <w:r>
               <w:rPr>
@@ -6881,7 +7021,287 @@
                 <w:rFonts w:ascii="Courier New" w:hAnsi="Courier New"/>
                 <w:sz w:val="18"/>
               </w:rPr>
+              <w:t>BOM-BE-B-01</w:t>
+            </w:r>
+            <w:r>
+              <w:rPr>
+                <w:color w:val="373737"/>
+                <w:sz w:val="18"/>
+              </w:rPr>
+              <w:t xml:space="preserve">, </w:t>
+            </w:r>
+            <w:r>
+              <w:rPr>
+                <w:rFonts w:ascii="Courier New" w:hAnsi="Courier New"/>
+                <w:sz w:val="18"/>
+              </w:rPr>
+              <w:t>BOM-BE-B-03</w:t>
+            </w:r>
+            <w:r>
+              <w:rPr>
+                <w:color w:val="373737"/>
+                <w:sz w:val="18"/>
+              </w:rPr>
+              <w:t xml:space="preserve">, </w:t>
+            </w:r>
+            <w:r>
+              <w:rPr>
+                <w:rFonts w:ascii="Courier New" w:hAnsi="Courier New"/>
+                <w:sz w:val="18"/>
+              </w:rPr>
+              <w:t>BOM-BE-G-01</w:t>
+            </w:r>
+            <w:r>
+              <w:rPr>
+                <w:color w:val="373737"/>
+                <w:sz w:val="18"/>
+              </w:rPr>
+              <w:t xml:space="preserve">, </w:t>
+            </w:r>
+            <w:r>
+              <w:rPr>
+                <w:rFonts w:ascii="Courier New" w:hAnsi="Courier New"/>
+                <w:sz w:val="18"/>
+              </w:rPr>
+              <w:t>BOM-BE-G-03</w:t>
+            </w:r>
+            <w:r>
+              <w:rPr>
+                <w:color w:val="373737"/>
+                <w:sz w:val="18"/>
+              </w:rPr>
+              <w:t xml:space="preserve">, </w:t>
+            </w:r>
+            <w:r>
+              <w:rPr>
+                <w:rFonts w:ascii="Courier New" w:hAnsi="Courier New"/>
+                <w:sz w:val="18"/>
+              </w:rPr>
+              <w:t>BOM-BE-G-08</w:t>
+            </w:r>
+            <w:r>
+              <w:rPr>
+                <w:color w:val="373737"/>
+                <w:sz w:val="18"/>
+              </w:rPr>
+              <w:t xml:space="preserve">, </w:t>
+            </w:r>
+            <w:r>
+              <w:rPr>
+                <w:rFonts w:ascii="Courier New" w:hAnsi="Courier New"/>
+                <w:sz w:val="18"/>
+              </w:rPr>
+              <w:t>BOM-BE-G-12</w:t>
+            </w:r>
+            <w:r>
+              <w:rPr>
+                <w:color w:val="373737"/>
+                <w:sz w:val="18"/>
+              </w:rPr>
+              <w:t xml:space="preserve">, </w:t>
+            </w:r>
+            <w:r>
+              <w:rPr>
+                <w:rFonts w:ascii="Courier New" w:hAnsi="Courier New"/>
+                <w:sz w:val="18"/>
+              </w:rPr>
+              <w:t>BOM-BE-G-13</w:t>
+            </w:r>
+            <w:r>
+              <w:rPr>
+                <w:color w:val="373737"/>
+                <w:sz w:val="18"/>
+              </w:rPr>
+              <w:t xml:space="preserve">, </w:t>
+            </w:r>
+            <w:r>
+              <w:rPr>
+                <w:rFonts w:ascii="Courier New" w:hAnsi="Courier New"/>
+                <w:sz w:val="18"/>
+              </w:rPr>
+              <w:t>BOM-BE-G-17</w:t>
+            </w:r>
+            <w:r>
+              <w:rPr>
+                <w:color w:val="373737"/>
+                <w:sz w:val="18"/>
+              </w:rPr>
+              <w:t xml:space="preserve">, </w:t>
+            </w:r>
+            <w:r>
+              <w:rPr>
+                <w:rFonts w:ascii="Courier New" w:hAnsi="Courier New"/>
+                <w:sz w:val="18"/>
+              </w:rPr>
+              <w:t>IMPRESSION-BE-B-01</w:t>
+            </w:r>
+            <w:r>
+              <w:rPr>
+                <w:color w:val="373737"/>
+                <w:sz w:val="18"/>
+              </w:rPr>
+              <w:t xml:space="preserve">, </w:t>
+            </w:r>
+            <w:r>
+              <w:rPr>
+                <w:rFonts w:ascii="Courier New" w:hAnsi="Courier New"/>
+                <w:sz w:val="18"/>
+              </w:rPr>
+              <w:t>IMPRESSION-BE-G-01</w:t>
+            </w:r>
+            <w:r>
+              <w:rPr>
+                <w:color w:val="373737"/>
+                <w:sz w:val="18"/>
+              </w:rPr>
+              <w:t xml:space="preserve">, </w:t>
+            </w:r>
+            <w:r>
+              <w:rPr>
+                <w:rFonts w:ascii="Courier New" w:hAnsi="Courier New"/>
+                <w:sz w:val="18"/>
+              </w:rPr>
               <w:t>PRODUCT-BE-B-01</w:t>
+            </w:r>
+            <w:r>
+              <w:rPr>
+                <w:color w:val="373737"/>
+                <w:sz w:val="18"/>
+              </w:rPr>
+              <w:t xml:space="preserve">, </w:t>
+            </w:r>
+            <w:r>
+              <w:rPr>
+                <w:rFonts w:ascii="Courier New" w:hAnsi="Courier New"/>
+                <w:sz w:val="18"/>
+              </w:rPr>
+              <w:t>PRODUCT-BE-G-01</w:t>
+            </w:r>
+            <w:r>
+              <w:rPr>
+                <w:color w:val="373737"/>
+                <w:sz w:val="18"/>
+              </w:rPr>
+              <w:t xml:space="preserve">, </w:t>
+            </w:r>
+            <w:r>
+              <w:rPr>
+                <w:rFonts w:ascii="Courier New" w:hAnsi="Courier New"/>
+                <w:sz w:val="18"/>
+              </w:rPr>
+              <w:t>PRODUCT-BE-G-02</w:t>
+            </w:r>
+            <w:r>
+              <w:rPr>
+                <w:color w:val="373737"/>
+                <w:sz w:val="18"/>
+              </w:rPr>
+              <w:t xml:space="preserve">, </w:t>
+            </w:r>
+            <w:r>
+              <w:rPr>
+                <w:rFonts w:ascii="Courier New" w:hAnsi="Courier New"/>
+                <w:sz w:val="18"/>
+              </w:rPr>
+              <w:t>PRODUCT-BE-G-03</w:t>
+            </w:r>
+            <w:r>
+              <w:rPr>
+                <w:color w:val="373737"/>
+                <w:sz w:val="18"/>
+              </w:rPr>
+              <w:t xml:space="preserve">, </w:t>
+            </w:r>
+            <w:r>
+              <w:rPr>
+                <w:rFonts w:ascii="Courier New" w:hAnsi="Courier New"/>
+                <w:sz w:val="18"/>
+              </w:rPr>
+              <w:t>PRODUCT-BE-G-06</w:t>
+            </w:r>
+            <w:r>
+              <w:rPr>
+                <w:color w:val="373737"/>
+                <w:sz w:val="18"/>
+              </w:rPr>
+              <w:t xml:space="preserve">, </w:t>
+            </w:r>
+            <w:r>
+              <w:rPr>
+                <w:rFonts w:ascii="Courier New" w:hAnsi="Courier New"/>
+                <w:sz w:val="18"/>
+              </w:rPr>
+              <w:t>PRODUCT-BE-G-07</w:t>
+            </w:r>
+            <w:r>
+              <w:rPr>
+                <w:color w:val="373737"/>
+                <w:sz w:val="18"/>
+              </w:rPr>
+              <w:t xml:space="preserve">, </w:t>
+            </w:r>
+            <w:r>
+              <w:rPr>
+                <w:rFonts w:ascii="Courier New" w:hAnsi="Courier New"/>
+                <w:sz w:val="18"/>
+              </w:rPr>
+              <w:t>PRODUCT-BE-G-08</w:t>
+            </w:r>
+            <w:r>
+              <w:rPr>
+                <w:color w:val="373737"/>
+                <w:sz w:val="18"/>
+              </w:rPr>
+              <w:t xml:space="preserve">, </w:t>
+            </w:r>
+            <w:r>
+              <w:rPr>
+                <w:rFonts w:ascii="Courier New" w:hAnsi="Courier New"/>
+                <w:sz w:val="18"/>
+              </w:rPr>
+              <w:t>PRODUCT-BE-G-09</w:t>
+            </w:r>
+            <w:r>
+              <w:rPr>
+                <w:color w:val="373737"/>
+                <w:sz w:val="18"/>
+              </w:rPr>
+              <w:t xml:space="preserve">, </w:t>
+            </w:r>
+            <w:r>
+              <w:rPr>
+                <w:rFonts w:ascii="Courier New" w:hAnsi="Courier New"/>
+                <w:sz w:val="18"/>
+              </w:rPr>
+              <w:t>PRODUCT-BE-G-10</w:t>
+            </w:r>
+            <w:r>
+              <w:rPr>
+                <w:color w:val="373737"/>
+                <w:sz w:val="18"/>
+              </w:rPr>
+              <w:t xml:space="preserve">, </w:t>
+            </w:r>
+            <w:r>
+              <w:rPr>
+                <w:rFonts w:ascii="Courier New" w:hAnsi="Courier New"/>
+                <w:sz w:val="18"/>
+              </w:rPr>
+              <w:t>PRODUCT-BE-G-13</w:t>
+            </w:r>
+            <w:r>
+              <w:rPr>
+                <w:color w:val="373737"/>
+                <w:sz w:val="18"/>
+              </w:rPr>
+              <w:t xml:space="preserve">, </w:t>
+            </w:r>
+            <w:r>
+              <w:rPr>
+                <w:rFonts w:ascii="Courier New" w:hAnsi="Courier New"/>
+                <w:sz w:val="18"/>
+              </w:rPr>
+              <w:t>PRODUCT-BE-S-01</w:t>
             </w:r>
             <w:r>
               <w:rPr>
@@ -7095,7 +7515,7 @@
                 <w:color w:val="373737"/>
                 <w:sz w:val="18"/>
               </w:rPr>
-              <w:t>1</w:t>
+              <w:t>4</w:t>
             </w:r>
           </w:p>
         </w:tc>
@@ -7122,20 +7542,6 @@
               </w:rPr>
               <w:t>IMPRESSION-FE-001</w:t>
             </w:r>
-            <w:r>
-              <w:rPr>
-                <w:color w:val="373737"/>
-                <w:sz w:val="18"/>
-              </w:rPr>
-              <w:t xml:space="preserve">, 🟢 </w:t>
-            </w:r>
-            <w:r>
-              <w:rPr>
-                <w:rFonts w:ascii="Courier New" w:hAnsi="Courier New"/>
-                <w:sz w:val="18"/>
-              </w:rPr>
-              <w:t>IMPRESSION-FE-002</w:t>
-            </w:r>
           </w:p>
         </w:tc>
         <w:tc>
@@ -7166,7 +7572,7 @@
                 <w:rFonts w:ascii="Courier New" w:hAnsi="Courier New"/>
                 <w:sz w:val="18"/>
               </w:rPr>
-              <w:t>IMPRESSION-BE-B-01</w:t>
+              <w:t>BOM-BE-A-04</w:t>
             </w:r>
             <w:r>
               <w:rPr>
@@ -7194,63 +7600,28 @@
                 <w:rFonts w:ascii="Courier New" w:hAnsi="Courier New"/>
                 <w:sz w:val="18"/>
               </w:rPr>
-              <w:t>BOM-FE-002</w:t>
+              <w:t>BOM-BE-B-03</w:t>
             </w:r>
             <w:r>
               <w:rPr>
                 <w:color w:val="373737"/>
                 <w:sz w:val="18"/>
               </w:rPr>
-              <w:t>&lt;br&gt;</w:t>
+              <w:t xml:space="preserve">, </w:t>
             </w:r>
             <w:r>
               <w:rPr>
                 <w:rFonts w:ascii="Courier New" w:hAnsi="Courier New"/>
                 <w:sz w:val="18"/>
               </w:rPr>
-              <w:t>IMPRESSION-FE-002</w:t>
+              <w:t>BOM-BE-G-01</w:t>
             </w:r>
             <w:r>
               <w:rPr>
                 <w:color w:val="373737"/>
                 <w:sz w:val="18"/>
               </w:rPr>
-              <w:t xml:space="preserve"> → </w:t>
-            </w:r>
-            <w:r>
-              <w:rPr>
-                <w:rFonts w:ascii="Courier New" w:hAnsi="Courier New"/>
-                <w:sz w:val="18"/>
-              </w:rPr>
-              <w:t>IMPRESSION-BE-B-01</w:t>
-            </w:r>
-            <w:r>
-              <w:rPr>
-                <w:color w:val="373737"/>
-                <w:sz w:val="18"/>
-              </w:rPr>
-              <w:t xml:space="preserve">, </w:t>
-            </w:r>
-            <w:r>
-              <w:rPr>
-                <w:rFonts w:ascii="Courier New" w:hAnsi="Courier New"/>
-                <w:sz w:val="18"/>
-              </w:rPr>
-              <w:t>PRODUCT-BE-B-01</w:t>
-            </w:r>
-            <w:r>
-              <w:rPr>
-                <w:color w:val="373737"/>
-                <w:sz w:val="18"/>
-              </w:rPr>
-              <w:t xml:space="preserve">, </w:t>
-            </w:r>
-            <w:r>
-              <w:rPr>
-                <w:rFonts w:ascii="Courier New" w:hAnsi="Courier New"/>
-                <w:sz w:val="18"/>
-              </w:rPr>
-              <w:t>PRODUCT-FE-001</w:t>
+              <w:t xml:space="preserve"> (+9)</w:t>
             </w:r>
           </w:p>
         </w:tc>
@@ -7268,7 +7639,155 @@
                 <w:color w:val="373737"/>
                 <w:sz w:val="18"/>
               </w:rPr>
-              <w:t>Reads cutover — needs backend phase A/B reads live</w:t>
+              <w:t>Complex writes / sagas — needs backend phase E + ADR ratification</w:t>
+            </w:r>
+          </w:p>
+        </w:tc>
+      </w:tr>
+      <w:tr>
+        <w:tc>
+          <w:tcPr>
+            <w:tcW w:type="dxa" w:w="2564"/>
+            <w:shd w:val="clear" w:color="auto" w:fill="F5F8FF"/>
+            <w:vAlign w:val="top"/>
+          </w:tcPr>
+          <w:p>
+            <w:pPr>
+              <w:jc w:val="left"/>
+            </w:pPr>
+            <w:r>
+              <w:rPr>
+                <w:color w:val="373737"/>
+                <w:sz w:val="18"/>
+              </w:rPr>
+              <w:t>5</w:t>
+            </w:r>
+          </w:p>
+        </w:tc>
+        <w:tc>
+          <w:tcPr>
+            <w:tcW w:type="dxa" w:w="2564"/>
+            <w:shd w:val="clear" w:color="auto" w:fill="F5F8FF"/>
+            <w:vAlign w:val="top"/>
+          </w:tcPr>
+          <w:p>
+            <w:pPr>
+              <w:jc w:val="left"/>
+            </w:pPr>
+            <w:r>
+              <w:rPr>
+                <w:color w:val="373737"/>
+                <w:sz w:val="18"/>
+              </w:rPr>
+              <w:t xml:space="preserve">🟢 </w:t>
+            </w:r>
+            <w:r>
+              <w:rPr>
+                <w:rFonts w:ascii="Courier New" w:hAnsi="Courier New"/>
+                <w:sz w:val="18"/>
+              </w:rPr>
+              <w:t>IMPRESSION-FE-002</w:t>
+            </w:r>
+          </w:p>
+        </w:tc>
+        <w:tc>
+          <w:tcPr>
+            <w:tcW w:type="dxa" w:w="2564"/>
+            <w:shd w:val="clear" w:color="auto" w:fill="F5F8FF"/>
+            <w:vAlign w:val="top"/>
+          </w:tcPr>
+          <w:p>
+            <w:pPr>
+              <w:jc w:val="left"/>
+            </w:pPr>
+            <w:r>
+              <w:rPr>
+                <w:rFonts w:ascii="Courier New" w:hAnsi="Courier New"/>
+                <w:sz w:val="18"/>
+              </w:rPr>
+              <w:t>IMPRESSION-FE-002</w:t>
+            </w:r>
+            <w:r>
+              <w:rPr>
+                <w:color w:val="373737"/>
+                <w:sz w:val="18"/>
+              </w:rPr>
+              <w:t xml:space="preserve"> → </w:t>
+            </w:r>
+            <w:r>
+              <w:rPr>
+                <w:rFonts w:ascii="Courier New" w:hAnsi="Courier New"/>
+                <w:sz w:val="18"/>
+              </w:rPr>
+              <w:t>BOM-BE-A-04</w:t>
+            </w:r>
+            <w:r>
+              <w:rPr>
+                <w:color w:val="373737"/>
+                <w:sz w:val="18"/>
+              </w:rPr>
+              <w:t xml:space="preserve">, </w:t>
+            </w:r>
+            <w:r>
+              <w:rPr>
+                <w:rFonts w:ascii="Courier New" w:hAnsi="Courier New"/>
+                <w:sz w:val="18"/>
+              </w:rPr>
+              <w:t>BOM-BE-B-01</w:t>
+            </w:r>
+            <w:r>
+              <w:rPr>
+                <w:color w:val="373737"/>
+                <w:sz w:val="18"/>
+              </w:rPr>
+              <w:t xml:space="preserve">, </w:t>
+            </w:r>
+            <w:r>
+              <w:rPr>
+                <w:rFonts w:ascii="Courier New" w:hAnsi="Courier New"/>
+                <w:sz w:val="18"/>
+              </w:rPr>
+              <w:t>BOM-BE-B-03</w:t>
+            </w:r>
+            <w:r>
+              <w:rPr>
+                <w:color w:val="373737"/>
+                <w:sz w:val="18"/>
+              </w:rPr>
+              <w:t xml:space="preserve">, </w:t>
+            </w:r>
+            <w:r>
+              <w:rPr>
+                <w:rFonts w:ascii="Courier New" w:hAnsi="Courier New"/>
+                <w:sz w:val="18"/>
+              </w:rPr>
+              <w:t>BOM-BE-G-01</w:t>
+            </w:r>
+            <w:r>
+              <w:rPr>
+                <w:color w:val="373737"/>
+                <w:sz w:val="18"/>
+              </w:rPr>
+              <w:t xml:space="preserve"> (+19)</w:t>
+            </w:r>
+          </w:p>
+        </w:tc>
+        <w:tc>
+          <w:tcPr>
+            <w:tcW w:type="dxa" w:w="2564"/>
+            <w:shd w:val="clear" w:color="auto" w:fill="F5F8FF"/>
+            <w:vAlign w:val="top"/>
+          </w:tcPr>
+          <w:p>
+            <w:pPr>
+              <w:jc w:val="left"/>
+            </w:pPr>
+            <w:r>
+              <w:rPr>
+                <w:color w:val="373737"/>
+                <w:sz w:val="18"/>
+              </w:rPr>
+              <w:t>Externally gated — search/read-hub decision</w:t>
             </w:r>
           </w:p>
         </w:tc>
@@ -7477,7 +7996,7 @@
                 <w:color w:val="373737"/>
                 <w:sz w:val="18"/>
               </w:rPr>
-              <w:t>1</w:t>
+              <w:t>4</w:t>
             </w:r>
           </w:p>
         </w:tc>
@@ -7509,21 +8028,7 @@
                 <w:color w:val="373737"/>
                 <w:sz w:val="18"/>
               </w:rPr>
-              <w:t xml:space="preserve"> (2–3d)&lt;br&gt;🟢 </w:t>
-            </w:r>
-            <w:r>
-              <w:rPr>
-                <w:rFonts w:ascii="Courier New" w:hAnsi="Courier New"/>
-                <w:sz w:val="18"/>
-              </w:rPr>
-              <w:t>IMPRESSION-FE-002</w:t>
-            </w:r>
-            <w:r>
-              <w:rPr>
-                <w:color w:val="373737"/>
-                <w:sz w:val="18"/>
-              </w:rPr>
-              <w:t xml:space="preserve"> (1–2d)</w:t>
+              <w:t xml:space="preserve"> (2–3d)</w:t>
             </w:r>
           </w:p>
         </w:tc>
@@ -7541,7 +8046,80 @@
                 <w:color w:val="373737"/>
                 <w:sz w:val="18"/>
               </w:rPr>
-              <w:t>Reads cutover — needs backend phase A/B reads live</w:t>
+              <w:t>Complex writes / sagas — needs backend phase E + ADR ratification</w:t>
+            </w:r>
+          </w:p>
+        </w:tc>
+      </w:tr>
+      <w:tr>
+        <w:tc>
+          <w:tcPr>
+            <w:tcW w:type="dxa" w:w="3419"/>
+            <w:shd w:val="clear" w:color="auto" w:fill="F5F8FF"/>
+            <w:vAlign w:val="top"/>
+          </w:tcPr>
+          <w:p>
+            <w:pPr>
+              <w:jc w:val="left"/>
+            </w:pPr>
+            <w:r>
+              <w:rPr>
+                <w:color w:val="373737"/>
+                <w:sz w:val="18"/>
+              </w:rPr>
+              <w:t>5</w:t>
+            </w:r>
+          </w:p>
+        </w:tc>
+        <w:tc>
+          <w:tcPr>
+            <w:tcW w:type="dxa" w:w="3419"/>
+            <w:shd w:val="clear" w:color="auto" w:fill="F5F8FF"/>
+            <w:vAlign w:val="top"/>
+          </w:tcPr>
+          <w:p>
+            <w:pPr>
+              <w:jc w:val="left"/>
+            </w:pPr>
+            <w:r>
+              <w:rPr>
+                <w:color w:val="373737"/>
+                <w:sz w:val="18"/>
+              </w:rPr>
+              <w:t xml:space="preserve">🟢 </w:t>
+            </w:r>
+            <w:r>
+              <w:rPr>
+                <w:rFonts w:ascii="Courier New" w:hAnsi="Courier New"/>
+                <w:sz w:val="18"/>
+              </w:rPr>
+              <w:t>IMPRESSION-FE-002</w:t>
+            </w:r>
+            <w:r>
+              <w:rPr>
+                <w:color w:val="373737"/>
+                <w:sz w:val="18"/>
+              </w:rPr>
+              <w:t xml:space="preserve"> (1–2d)</w:t>
+            </w:r>
+          </w:p>
+        </w:tc>
+        <w:tc>
+          <w:tcPr>
+            <w:tcW w:type="dxa" w:w="3419"/>
+            <w:shd w:val="clear" w:color="auto" w:fill="F5F8FF"/>
+            <w:vAlign w:val="top"/>
+          </w:tcPr>
+          <w:p>
+            <w:pPr>
+              <w:jc w:val="left"/>
+            </w:pPr>
+            <w:r>
+              <w:rPr>
+                <w:color w:val="373737"/>
+                <w:sz w:val="18"/>
+              </w:rPr>
+              <w:t>Externally gated — search/read-hub decision</w:t>
             </w:r>
           </w:p>
         </w:tc>

--- a/output/summary/impression/FederatedGqlBreakDown-impression.docx
+++ b/output/summary/impression/FederatedGqlBreakDown-impression.docx
@@ -192,7 +192,7 @@
           <w:color w:val="444444"/>
           <w:sz w:val="18"/>
         </w:rPr>
-        <w:t xml:space="preserve">   |   Generated: 2026-07-19</w:t>
+        <w:t xml:space="preserve">   |   Generated: 2026-07-21</w:t>
       </w:r>
     </w:p>
     <w:p>
@@ -4877,6 +4877,54 @@
               <w:t>Output matches the current product-side resolver (parity)</w:t>
             </w:r>
           </w:p>
+          <w:p>
+            <w:pPr>
+              <w:spacing w:after="20"/>
+              <w:ind w:left="173"/>
+            </w:pPr>
+            <w:r>
+              <w:rPr>
+                <w:color w:val="444444"/>
+                <w:sz w:val="17"/>
+              </w:rPr>
+              <w:t xml:space="preserve">• </w:t>
+            </w:r>
+            <w:r>
+              <w:rPr>
+                <w:color w:val="373737"/>
+                <w:sz w:val="17"/>
+              </w:rPr>
+              <w:t xml:space="preserve">Field resolver uses a </w:t>
+            </w:r>
+            <w:r>
+              <w:rPr>
+                <w:rFonts w:ascii="Courier New" w:hAnsi="Courier New"/>
+                <w:sz w:val="17"/>
+              </w:rPr>
+              <w:t>MappedBatchLoader&lt;String, List&lt;SPARK_Impression&gt;&gt;</w:t>
+            </w:r>
+            <w:r>
+              <w:rPr>
+                <w:color w:val="373737"/>
+                <w:sz w:val="17"/>
+              </w:rPr>
+              <w:t xml:space="preserve"> (</w:t>
+            </w:r>
+            <w:r>
+              <w:rPr>
+                <w:rFonts w:ascii="Courier New" w:hAnsi="Courier New"/>
+                <w:sz w:val="17"/>
+              </w:rPr>
+              <w:t>impressionByProductIdLoader</w:t>
+            </w:r>
+            <w:r>
+              <w:rPr>
+                <w:color w:val="373737"/>
+                <w:sz w:val="17"/>
+              </w:rPr>
+              <w:t>) — when the parent query returns N products, impressions are resolved in 1 batched call (not N)</w:t>
+            </w:r>
+          </w:p>
         </w:tc>
       </w:tr>
     </w:tbl>
@@ -6249,7 +6297,7 @@
                 <w:color w:val="373737"/>
                 <w:sz w:val="18"/>
               </w:rPr>
-              <w:t>2026-07-19</w:t>
+              <w:t>2026-07-21</w:t>
             </w:r>
           </w:p>
         </w:tc>

--- a/output/summary/impression/FederatedGqlBreakDown-impression.docx
+++ b/output/summary/impression/FederatedGqlBreakDown-impression.docx
@@ -192,7 +192,7 @@
           <w:color w:val="444444"/>
           <w:sz w:val="18"/>
         </w:rPr>
-        <w:t xml:space="preserve">   |   Generated: 2026-07-21</w:t>
+        <w:t xml:space="preserve">   |   Generated: 2026-07-24</w:t>
       </w:r>
     </w:p>
     <w:p>
@@ -6297,7 +6297,7 @@
                 <w:color w:val="373737"/>
                 <w:sz w:val="18"/>
               </w:rPr>
-              <w:t>2026-07-21</w:t>
+              <w:t>2026-07-24</w:t>
             </w:r>
           </w:p>
         </w:tc>
@@ -7055,132 +7055,6 @@
                 <w:rFonts w:ascii="Courier New" w:hAnsi="Courier New"/>
                 <w:sz w:val="18"/>
               </w:rPr>
-              <w:t>BOM-BE-A-04</w:t>
-            </w:r>
-            <w:r>
-              <w:rPr>
-                <w:color w:val="373737"/>
-                <w:sz w:val="18"/>
-              </w:rPr>
-              <w:t xml:space="preserve">, </w:t>
-            </w:r>
-            <w:r>
-              <w:rPr>
-                <w:rFonts w:ascii="Courier New" w:hAnsi="Courier New"/>
-                <w:sz w:val="18"/>
-              </w:rPr>
-              <w:t>BOM-BE-B-01</w:t>
-            </w:r>
-            <w:r>
-              <w:rPr>
-                <w:color w:val="373737"/>
-                <w:sz w:val="18"/>
-              </w:rPr>
-              <w:t xml:space="preserve">, </w:t>
-            </w:r>
-            <w:r>
-              <w:rPr>
-                <w:rFonts w:ascii="Courier New" w:hAnsi="Courier New"/>
-                <w:sz w:val="18"/>
-              </w:rPr>
-              <w:t>BOM-BE-B-03</w:t>
-            </w:r>
-            <w:r>
-              <w:rPr>
-                <w:color w:val="373737"/>
-                <w:sz w:val="18"/>
-              </w:rPr>
-              <w:t xml:space="preserve">, </w:t>
-            </w:r>
-            <w:r>
-              <w:rPr>
-                <w:rFonts w:ascii="Courier New" w:hAnsi="Courier New"/>
-                <w:sz w:val="18"/>
-              </w:rPr>
-              <w:t>BOM-BE-G-01</w:t>
-            </w:r>
-            <w:r>
-              <w:rPr>
-                <w:color w:val="373737"/>
-                <w:sz w:val="18"/>
-              </w:rPr>
-              <w:t xml:space="preserve">, </w:t>
-            </w:r>
-            <w:r>
-              <w:rPr>
-                <w:rFonts w:ascii="Courier New" w:hAnsi="Courier New"/>
-                <w:sz w:val="18"/>
-              </w:rPr>
-              <w:t>BOM-BE-G-03</w:t>
-            </w:r>
-            <w:r>
-              <w:rPr>
-                <w:color w:val="373737"/>
-                <w:sz w:val="18"/>
-              </w:rPr>
-              <w:t xml:space="preserve">, </w:t>
-            </w:r>
-            <w:r>
-              <w:rPr>
-                <w:rFonts w:ascii="Courier New" w:hAnsi="Courier New"/>
-                <w:sz w:val="18"/>
-              </w:rPr>
-              <w:t>BOM-BE-G-08</w:t>
-            </w:r>
-            <w:r>
-              <w:rPr>
-                <w:color w:val="373737"/>
-                <w:sz w:val="18"/>
-              </w:rPr>
-              <w:t xml:space="preserve">, </w:t>
-            </w:r>
-            <w:r>
-              <w:rPr>
-                <w:rFonts w:ascii="Courier New" w:hAnsi="Courier New"/>
-                <w:sz w:val="18"/>
-              </w:rPr>
-              <w:t>BOM-BE-G-12</w:t>
-            </w:r>
-            <w:r>
-              <w:rPr>
-                <w:color w:val="373737"/>
-                <w:sz w:val="18"/>
-              </w:rPr>
-              <w:t xml:space="preserve">, </w:t>
-            </w:r>
-            <w:r>
-              <w:rPr>
-                <w:rFonts w:ascii="Courier New" w:hAnsi="Courier New"/>
-                <w:sz w:val="18"/>
-              </w:rPr>
-              <w:t>BOM-BE-G-13</w:t>
-            </w:r>
-            <w:r>
-              <w:rPr>
-                <w:color w:val="373737"/>
-                <w:sz w:val="18"/>
-              </w:rPr>
-              <w:t xml:space="preserve">, </w:t>
-            </w:r>
-            <w:r>
-              <w:rPr>
-                <w:rFonts w:ascii="Courier New" w:hAnsi="Courier New"/>
-                <w:sz w:val="18"/>
-              </w:rPr>
-              <w:t>BOM-BE-G-17</w:t>
-            </w:r>
-            <w:r>
-              <w:rPr>
-                <w:color w:val="373737"/>
-                <w:sz w:val="18"/>
-              </w:rPr>
-              <w:t xml:space="preserve">, </w:t>
-            </w:r>
-            <w:r>
-              <w:rPr>
-                <w:rFonts w:ascii="Courier New" w:hAnsi="Courier New"/>
-                <w:sz w:val="18"/>
-              </w:rPr>
               <w:t>IMPRESSION-BE-B-01</w:t>
             </w:r>
             <w:r>
@@ -7767,7 +7641,7 @@
                 <w:rFonts w:ascii="Courier New" w:hAnsi="Courier New"/>
                 <w:sz w:val="18"/>
               </w:rPr>
-              <w:t>BOM-BE-A-04</w:t>
+              <w:t>IMPRESSION-BE-B-01</w:t>
             </w:r>
             <w:r>
               <w:rPr>
@@ -7781,7 +7655,7 @@
                 <w:rFonts w:ascii="Courier New" w:hAnsi="Courier New"/>
                 <w:sz w:val="18"/>
               </w:rPr>
-              <w:t>BOM-BE-B-01</w:t>
+              <w:t>IMPRESSION-BE-G-01</w:t>
             </w:r>
             <w:r>
               <w:rPr>
@@ -7795,7 +7669,7 @@
                 <w:rFonts w:ascii="Courier New" w:hAnsi="Courier New"/>
                 <w:sz w:val="18"/>
               </w:rPr>
-              <w:t>BOM-BE-B-03</w:t>
+              <w:t>PRODUCT-BE-B-01</w:t>
             </w:r>
             <w:r>
               <w:rPr>
@@ -7809,14 +7683,14 @@
                 <w:rFonts w:ascii="Courier New" w:hAnsi="Courier New"/>
                 <w:sz w:val="18"/>
               </w:rPr>
-              <w:t>BOM-BE-G-01</w:t>
+              <w:t>PRODUCT-BE-G-01</w:t>
             </w:r>
             <w:r>
               <w:rPr>
                 <w:color w:val="373737"/>
                 <w:sz w:val="18"/>
               </w:rPr>
-              <w:t xml:space="preserve"> (+19)</w:t>
+              <w:t xml:space="preserve"> (+10)</w:t>
             </w:r>
           </w:p>
         </w:tc>
